--- a/lesson-18.docx
+++ b/lesson-18.docx
@@ -355,8 +355,19 @@
           <w:szCs w:val="24"/>
           <w:lang w:val="ru-RU"/>
         </w:rPr>
-        <w:t>πάθος</w:t>
-      </w:r>
+        <w:t>π</w:t>
+      </w:r>
+      <w:proofErr w:type="spellStart"/>
+      <w:r>
+        <w:rPr>
+          <w:rFonts w:ascii="Times New Roman" w:hAnsi="Times New Roman" w:cs="Times New Roman"/>
+          <w:sz w:val="24"/>
+          <w:szCs w:val="24"/>
+          <w:lang w:val="ru-RU"/>
+        </w:rPr>
+        <w:t>άθος</w:t>
+      </w:r>
+      <w:proofErr w:type="spellEnd"/>
       <w:r>
         <w:rPr>
           <w:rFonts w:ascii="Times New Roman" w:hAnsi="Times New Roman" w:cs="Times New Roman"/>
@@ -375,6 +386,7 @@
         </w:rPr>
         <w:t>[</w:t>
       </w:r>
+      <w:proofErr w:type="spellStart"/>
       <w:r>
         <w:rPr>
           <w:rFonts w:ascii="Times New Roman" w:hAnsi="Times New Roman" w:cs="Times New Roman"/>
@@ -387,6 +399,7 @@
         </w:rPr>
         <w:t>патос</w:t>
       </w:r>
+      <w:proofErr w:type="spellEnd"/>
       <w:r>
         <w:rPr>
           <w:rFonts w:ascii="Times New Roman" w:hAnsi="Times New Roman" w:cs="Times New Roman"/>
@@ -436,7 +449,27 @@
           <w:szCs w:val="24"/>
           <w:lang w:val="ru-RU"/>
         </w:rPr>
-        <w:t>Существует четыре основных патоса:</w:t>
+        <w:t xml:space="preserve">Существует четыре основных </w:t>
+      </w:r>
+      <w:proofErr w:type="spellStart"/>
+      <w:r>
+        <w:rPr>
+          <w:rFonts w:ascii="Times New Roman" w:hAnsi="Times New Roman" w:cs="Times New Roman"/>
+          <w:sz w:val="24"/>
+          <w:szCs w:val="24"/>
+          <w:lang w:val="ru-RU"/>
+        </w:rPr>
+        <w:t>патоса</w:t>
+      </w:r>
+      <w:proofErr w:type="spellEnd"/>
+      <w:r>
+        <w:rPr>
+          <w:rFonts w:ascii="Times New Roman" w:hAnsi="Times New Roman" w:cs="Times New Roman"/>
+          <w:sz w:val="24"/>
+          <w:szCs w:val="24"/>
+          <w:lang w:val="ru-RU"/>
+        </w:rPr>
+        <w:t>:</w:t>
       </w:r>
     </w:p>
     <w:p>
@@ -460,16 +493,7 @@
           <w:szCs w:val="24"/>
           <w:lang w:val="ru-RU"/>
         </w:rPr>
-        <w:t>С</w:t>
-      </w:r>
-      <w:r>
-        <w:rPr>
-          <w:rFonts w:ascii="Times New Roman" w:hAnsi="Times New Roman" w:cs="Times New Roman"/>
-          <w:sz w:val="24"/>
-          <w:szCs w:val="24"/>
-          <w:lang w:val="ru-RU"/>
-        </w:rPr>
-        <w:t>трах</w:t>
+        <w:t>Страх</w:t>
       </w:r>
       <w:r>
         <w:rPr>
@@ -479,15 +503,37 @@
         </w:rPr>
         <w:t xml:space="preserve"> — </w:t>
       </w:r>
-      <w:r>
-        <w:rPr>
-          <w:rFonts w:ascii="Times New Roman" w:hAnsi="Times New Roman" w:cs="Times New Roman"/>
-          <w:sz w:val="24"/>
-          <w:szCs w:val="24"/>
-          <w:lang w:val="ru-RU"/>
-        </w:rPr>
-        <w:t>φόβος</w:t>
-      </w:r>
+      <w:proofErr w:type="spellStart"/>
+      <w:r>
+        <w:rPr>
+          <w:rFonts w:ascii="Times New Roman" w:hAnsi="Times New Roman" w:cs="Times New Roman"/>
+          <w:sz w:val="24"/>
+          <w:szCs w:val="24"/>
+          <w:lang w:val="ru-RU"/>
+        </w:rPr>
+        <w:t>φό</w:t>
+      </w:r>
+      <w:proofErr w:type="spellEnd"/>
+      <w:r>
+        <w:rPr>
+          <w:rFonts w:ascii="Times New Roman" w:hAnsi="Times New Roman" w:cs="Times New Roman"/>
+          <w:sz w:val="24"/>
+          <w:szCs w:val="24"/>
+          <w:lang w:val="ru-RU"/>
+        </w:rPr>
+        <w:t>β</w:t>
+      </w:r>
+      <w:proofErr w:type="spellStart"/>
+      <w:r>
+        <w:rPr>
+          <w:rFonts w:ascii="Times New Roman" w:hAnsi="Times New Roman" w:cs="Times New Roman"/>
+          <w:sz w:val="24"/>
+          <w:szCs w:val="24"/>
+          <w:lang w:val="ru-RU"/>
+        </w:rPr>
+        <w:t>ος</w:t>
+      </w:r>
+      <w:proofErr w:type="spellEnd"/>
       <w:r>
         <w:rPr>
           <w:rFonts w:ascii="Times New Roman" w:hAnsi="Times New Roman" w:cs="Times New Roman"/>
@@ -505,6 +551,7 @@
         </w:rPr>
         <w:t>[</w:t>
       </w:r>
+      <w:proofErr w:type="spellStart"/>
       <w:r>
         <w:rPr>
           <w:rFonts w:ascii="Times New Roman" w:hAnsi="Times New Roman" w:cs="Times New Roman"/>
@@ -517,6 +564,7 @@
         </w:rPr>
         <w:t>фобос</w:t>
       </w:r>
+      <w:proofErr w:type="spellEnd"/>
       <w:r>
         <w:rPr>
           <w:rFonts w:ascii="Times New Roman" w:hAnsi="Times New Roman" w:cs="Times New Roman"/>
@@ -581,8 +629,18 @@
           <w:sz w:val="24"/>
           <w:szCs w:val="24"/>
         </w:rPr>
-        <w:t>ἐπιστήμη</w:t>
-      </w:r>
+        <w:t>ἐπ</w:t>
+      </w:r>
+      <w:proofErr w:type="spellStart"/>
+      <w:r>
+        <w:rPr>
+          <w:rFonts w:ascii="Times New Roman" w:hAnsi="Times New Roman" w:cs="Times New Roman"/>
+          <w:sz w:val="24"/>
+          <w:szCs w:val="24"/>
+        </w:rPr>
+        <w:t>ιστήμη</w:t>
+      </w:r>
+      <w:proofErr w:type="spellEnd"/>
       <w:r>
         <w:rPr>
           <w:rFonts w:ascii="Times New Roman" w:hAnsi="Times New Roman" w:cs="Times New Roman"/>
@@ -600,6 +658,7 @@
         </w:rPr>
         <w:t>[</w:t>
       </w:r>
+      <w:proofErr w:type="spellStart"/>
       <w:r>
         <w:rPr>
           <w:rFonts w:ascii="Times New Roman" w:hAnsi="Times New Roman" w:cs="Times New Roman"/>
@@ -636,6 +695,7 @@
         </w:rPr>
         <w:t>темия</w:t>
       </w:r>
+      <w:proofErr w:type="spellEnd"/>
       <w:r>
         <w:rPr>
           <w:rFonts w:ascii="Times New Roman" w:hAnsi="Times New Roman" w:cs="Times New Roman"/>
@@ -685,6 +745,7 @@
         </w:rPr>
         <w:t xml:space="preserve"> — </w:t>
       </w:r>
+      <w:proofErr w:type="spellStart"/>
       <w:r>
         <w:rPr>
           <w:rFonts w:ascii="Times New Roman" w:hAnsi="Times New Roman" w:cs="Times New Roman"/>
@@ -693,6 +754,7 @@
         </w:rPr>
         <w:t>ἡδονή</w:t>
       </w:r>
+      <w:proofErr w:type="spellEnd"/>
       <w:r>
         <w:rPr>
           <w:rFonts w:ascii="Times New Roman" w:hAnsi="Times New Roman" w:cs="Times New Roman"/>
@@ -710,6 +772,7 @@
         </w:rPr>
         <w:t>[</w:t>
       </w:r>
+      <w:proofErr w:type="spellStart"/>
       <w:r>
         <w:rPr>
           <w:rFonts w:ascii="Times New Roman" w:hAnsi="Times New Roman" w:cs="Times New Roman"/>
@@ -722,6 +785,7 @@
         </w:rPr>
         <w:t>хедонэ</w:t>
       </w:r>
+      <w:proofErr w:type="spellEnd"/>
       <w:r>
         <w:rPr>
           <w:rFonts w:ascii="Times New Roman" w:hAnsi="Times New Roman" w:cs="Times New Roman"/>
@@ -771,13 +835,23 @@
         </w:rPr>
         <w:t xml:space="preserve"> — </w:t>
       </w:r>
-      <w:r>
-        <w:rPr>
-          <w:rFonts w:ascii="Times New Roman" w:hAnsi="Times New Roman" w:cs="Times New Roman"/>
-          <w:sz w:val="24"/>
-          <w:szCs w:val="24"/>
-        </w:rPr>
-        <w:t>λύπη</w:t>
+      <w:proofErr w:type="spellStart"/>
+      <w:r>
+        <w:rPr>
+          <w:rFonts w:ascii="Times New Roman" w:hAnsi="Times New Roman" w:cs="Times New Roman"/>
+          <w:sz w:val="24"/>
+          <w:szCs w:val="24"/>
+        </w:rPr>
+        <w:t>λύ</w:t>
+      </w:r>
+      <w:proofErr w:type="spellEnd"/>
+      <w:r>
+        <w:rPr>
+          <w:rFonts w:ascii="Times New Roman" w:hAnsi="Times New Roman" w:cs="Times New Roman"/>
+          <w:sz w:val="24"/>
+          <w:szCs w:val="24"/>
+        </w:rPr>
+        <w:t>πη</w:t>
       </w:r>
       <w:r>
         <w:rPr>
@@ -796,6 +870,7 @@
         </w:rPr>
         <w:t>[</w:t>
       </w:r>
+      <w:proofErr w:type="spellStart"/>
       <w:r>
         <w:rPr>
           <w:rFonts w:ascii="Times New Roman" w:hAnsi="Times New Roman" w:cs="Times New Roman"/>
@@ -808,6 +883,7 @@
         </w:rPr>
         <w:t>люпе</w:t>
       </w:r>
+      <w:proofErr w:type="spellEnd"/>
       <w:r>
         <w:rPr>
           <w:rFonts w:ascii="Times New Roman" w:hAnsi="Times New Roman" w:cs="Times New Roman"/>
@@ -871,6 +947,7 @@
         </w:rPr>
         <w:t xml:space="preserve"> и мы этого хотим. Один из ранних стоиков, </w:t>
       </w:r>
+      <w:proofErr w:type="spellStart"/>
       <w:r>
         <w:rPr>
           <w:rFonts w:ascii="Times New Roman" w:hAnsi="Times New Roman" w:cs="Times New Roman"/>
@@ -883,6 +960,7 @@
         </w:rPr>
         <w:t>Хрисипп</w:t>
       </w:r>
+      <w:proofErr w:type="spellEnd"/>
       <w:r>
         <w:rPr>
           <w:rFonts w:ascii="Times New Roman" w:hAnsi="Times New Roman" w:cs="Times New Roman"/>
@@ -1081,7 +1159,27 @@
           <w:szCs w:val="24"/>
           <w:lang w:val="ru-RU"/>
         </w:rPr>
-        <w:t>ἀπάθεια</w:t>
+        <w:t>ἀπ</w:t>
+      </w:r>
+      <w:proofErr w:type="spellStart"/>
+      <w:r>
+        <w:rPr>
+          <w:rFonts w:ascii="Times New Roman" w:hAnsi="Times New Roman" w:cs="Times New Roman"/>
+          <w:sz w:val="24"/>
+          <w:szCs w:val="24"/>
+          <w:lang w:val="ru-RU"/>
+        </w:rPr>
+        <w:t>άθει</w:t>
+      </w:r>
+      <w:proofErr w:type="spellEnd"/>
+      <w:r>
+        <w:rPr>
+          <w:rFonts w:ascii="Times New Roman" w:hAnsi="Times New Roman" w:cs="Times New Roman"/>
+          <w:sz w:val="24"/>
+          <w:szCs w:val="24"/>
+          <w:lang w:val="ru-RU"/>
+        </w:rPr>
+        <w:t>α</w:t>
       </w:r>
       <w:r>
         <w:rPr>
@@ -1162,7 +1260,27 @@
           <w:szCs w:val="24"/>
           <w:lang w:val="ru-RU"/>
         </w:rPr>
-        <w:t>? Это можно назвать прото-материалистическим подходом.</w:t>
+        <w:t xml:space="preserve">? Это можно назвать </w:t>
+      </w:r>
+      <w:proofErr w:type="spellStart"/>
+      <w:r>
+        <w:rPr>
+          <w:rFonts w:ascii="Times New Roman" w:hAnsi="Times New Roman" w:cs="Times New Roman"/>
+          <w:sz w:val="24"/>
+          <w:szCs w:val="24"/>
+          <w:lang w:val="ru-RU"/>
+        </w:rPr>
+        <w:t>прото</w:t>
+      </w:r>
+      <w:proofErr w:type="spellEnd"/>
+      <w:r>
+        <w:rPr>
+          <w:rFonts w:ascii="Times New Roman" w:hAnsi="Times New Roman" w:cs="Times New Roman"/>
+          <w:sz w:val="24"/>
+          <w:szCs w:val="24"/>
+          <w:lang w:val="ru-RU"/>
+        </w:rPr>
+        <w:t>-материалистическим подходом.</w:t>
       </w:r>
     </w:p>
     <w:p>
@@ -1197,6 +1315,7 @@
         </w:rPr>
         <w:t xml:space="preserve">Возьмем самую экстремальную страсть: </w:t>
       </w:r>
+      <w:proofErr w:type="spellStart"/>
       <w:r>
         <w:rPr>
           <w:rFonts w:ascii="Times New Roman" w:hAnsi="Times New Roman" w:cs="Times New Roman"/>
@@ -1207,6 +1326,7 @@
         </w:rPr>
         <w:t>люпе</w:t>
       </w:r>
+      <w:proofErr w:type="spellEnd"/>
       <w:r>
         <w:rPr>
           <w:rFonts w:ascii="Times New Roman" w:hAnsi="Times New Roman" w:cs="Times New Roman"/>
@@ -1383,42 +1503,54 @@
           <w:lang w:val="ru-RU"/>
         </w:rPr>
       </w:pPr>
-      <w:r>
-        <w:rPr>
-          <w:rFonts w:ascii="Times New Roman" w:hAnsi="Times New Roman" w:cs="Times New Roman"/>
-          <w:sz w:val="24"/>
-          <w:szCs w:val="24"/>
-          <w:lang w:val="ru-RU"/>
-        </w:rPr>
-        <w:t>![[Философия ликбез часть 2 1.</w:t>
-      </w:r>
-      <w:r>
-        <w:rPr>
-          <w:rFonts w:ascii="Times New Roman" w:hAnsi="Times New Roman" w:cs="Times New Roman"/>
-          <w:sz w:val="24"/>
-          <w:szCs w:val="24"/>
-        </w:rPr>
-        <w:t>jpeg</w:t>
-      </w:r>
-      <w:r>
-        <w:rPr>
-          <w:rFonts w:ascii="Times New Roman" w:hAnsi="Times New Roman" w:cs="Times New Roman"/>
-          <w:sz w:val="24"/>
-          <w:szCs w:val="24"/>
-          <w:lang w:val="ru-RU"/>
-        </w:rPr>
-        <w:t>]]</w:t>
-      </w:r>
     </w:p>
     <w:p>
       <w:pPr>
-        <w:rPr>
-          <w:rFonts w:ascii="Times New Roman" w:hAnsi="Times New Roman" w:cs="Times New Roman"/>
-          <w:sz w:val="24"/>
-          <w:szCs w:val="24"/>
-          <w:lang w:val="ru-RU"/>
-        </w:rPr>
-      </w:pPr>
+        <w:autoSpaceDE w:val="0"/>
+        <w:autoSpaceDN w:val="0"/>
+        <w:adjustRightInd w:val="0"/>
+        <w:spacing w:after="0"/>
+        <w:rPr>
+          <w:rFonts w:ascii="Helvetica Neue" w:hAnsi="Helvetica Neue" w:cs="Helvetica Neue"/>
+          <w:sz w:val="26"/>
+          <w:szCs w:val="26"/>
+          <w:lang w:val="ru-RU"/>
+        </w:rPr>
+      </w:pPr>
+      <w:r>
+        <w:rPr>
+          <w:rFonts w:ascii="Helvetica Neue" w:hAnsi="Helvetica Neue" w:cs="Helvetica Neue"/>
+          <w:noProof/>
+          <w:sz w:val="26"/>
+          <w:szCs w:val="26"/>
+          <w:lang w:val="en-GB"/>
+        </w:rPr>
+        <w:lastRenderedPageBreak/>
+        <w:pict>
+          <v:shapetype id="_x0000_t75" coordsize="21600,21600" o:spt="75" o:preferrelative="t" path="m@4@5l@4@11@9@11@9@5xe" filled="f" stroked="f">
+            <v:stroke joinstyle="miter"/>
+            <v:formulas>
+              <v:f eqn="if lineDrawn pixelLineWidth 0"/>
+              <v:f eqn="sum @0 1 0"/>
+              <v:f eqn="sum 0 0 @1"/>
+              <v:f eqn="prod @2 1 2"/>
+              <v:f eqn="prod @3 21600 pixelWidth"/>
+              <v:f eqn="prod @3 21600 pixelHeight"/>
+              <v:f eqn="sum @0 0 1"/>
+              <v:f eqn="prod @6 1 2"/>
+              <v:f eqn="prod @7 21600 pixelWidth"/>
+              <v:f eqn="sum @8 21600 0"/>
+              <v:f eqn="prod @7 21600 pixelHeight"/>
+              <v:f eqn="sum @10 21600 0"/>
+            </v:formulas>
+            <v:path o:extrusionok="f" gradientshapeok="t" o:connecttype="rect"/>
+            <o:lock v:ext="edit" aspectratio="t"/>
+          </v:shapetype>
+          <v:shape id="_x0000_i1025" type="#_x0000_t75" alt="" style="width:126pt;height:168.45pt;rotation:90;mso-width-percent:0;mso-height-percent:0;mso-width-percent:0;mso-height-percent:0">
+            <v:imagedata r:id="rId5" o:title=""/>
+          </v:shape>
+        </w:pict>
+      </w:r>
     </w:p>
     <w:p>
       <w:pPr>

--- a/lesson-18.docx
+++ b/lesson-18.docx
@@ -4,6 +4,97 @@
   <w:body>
     <w:p>
       <w:pPr>
+        <w:rPr>
+          <w:lang w:val="ru-RU"/>
+        </w:rPr>
+      </w:pPr>
+      <w:r>
+        <w:rPr>
+          <w:lang w:val="ru-RU"/>
+        </w:rPr>
+        <w:t>#94. Переход от киников к стоикам: опыт Диогена как «экспериментальная лаборатория» для стоиков – «полевые» исследования, позволяющие понять, как возможно достичь невозмутимости (атараксии), не отрываясь от общества, и какие внутренние ресурсы для этого необходимы;</w:t>
+      </w:r>
+    </w:p>
+    <w:p>
+      <w:pPr>
+        <w:rPr>
+          <w:lang w:val="ru-RU"/>
+        </w:rPr>
+      </w:pPr>
+      <w:r>
+        <w:rPr>
+          <w:lang w:val="ru-RU"/>
+        </w:rPr>
+        <w:t>#95. Стоицизм: человеческие «страсти» (патос) – это не внешние силы или врождённые ограничения, а результат наших собственных суждений и согласия (синкатафесис) с этими суждениями (Хрисипп);</w:t>
+      </w:r>
+    </w:p>
+    <w:p>
+      <w:pPr>
+        <w:rPr>
+          <w:lang w:val="ru-RU"/>
+        </w:rPr>
+      </w:pPr>
+      <w:r>
+        <w:rPr>
+          <w:lang w:val="ru-RU"/>
+        </w:rPr>
+        <w:t>#96. Необходимость различать то, что находится в нашей власти (наши суждения, реакции, принятие или непринятие страстей) и то, что вне нашего контроля (обстоятельства, тело, репутация): страсти превращаются в проблему ровно тогда, когда мы ошибочно относим их к «внешней необходимости», а не к собственному решению поддаться тому или иному аффекту;</w:t>
+      </w:r>
+    </w:p>
+    <w:p>
+      <w:pPr>
+        <w:rPr>
+          <w:lang w:val="ru-RU"/>
+        </w:rPr>
+      </w:pPr>
+      <w:r>
+        <w:rPr>
+          <w:lang w:val="ru-RU"/>
+        </w:rPr>
+        <w:t>#97. Состояние атараксии (отсутствие тревоги) у стоиков может быть доведено до апатии – свободы от страстей: это достигается не путём «борьбы с искушениями», как в христианской аскетической традиции, а возвращением к исходной «точке выбора», где мы ещё не согласились считать боль (люпе), страх (фобос), удовольствие (хедонэ), влечение (эпитимия) непреодолимыми ограничениями;</w:t>
+      </w:r>
+    </w:p>
+    <w:p>
+      <w:pPr>
+        <w:rPr>
+          <w:lang w:val="ru-RU"/>
+        </w:rPr>
+      </w:pPr>
+      <w:r>
+        <w:rPr>
+          <w:lang w:val="ru-RU"/>
+        </w:rPr>
+        <w:t>#98. Переворот в логике познания: вместо умозрительного моделирования реальности («от третьего лица») и последующего поиска подходящего «образа действия», стоики исходят из образа действия («от первого лица»), а уже потом делают выводы о том, как устроена реальность: сначала – «что я могу сейчас предпринять?», и лишь затем – «какой должна быть реальность, чтобы эти действия стали возможны?»;</w:t>
+      </w:r>
+    </w:p>
+    <w:p>
+      <w:pPr>
+        <w:rPr>
+          <w:lang w:val="ru-RU"/>
+        </w:rPr>
+      </w:pPr>
+      <w:r>
+        <w:rPr>
+          <w:lang w:val="ru-RU"/>
+        </w:rPr>
+        <w:t>#99. Практика освобождения от страстей (пример с физической болью): страдание существует только в актуальном мгновении, точке настоящего; всё остальное – добавленные нами воспоминания о прошлой боли и тревога о будущей; именно это искусственное «растягивание» страдания во времени и делает боль невыносимой и превращает во «внешнюю необходимость»; путь к освобождению от страстей – это устранение искусственной операции «суммирования» собственных переживаний, абстрагированных от отдельных моментов настоящего (Марк Аврелий).</w:t>
+      </w:r>
+    </w:p>
+    <w:p>
+      <w:pPr>
+        <w:rPr>
+          <w:lang w:val="ru-RU"/>
+        </w:rPr>
+      </w:pPr>
+      <w:r>
+        <w:rPr>
+          <w:lang w:val="ru-RU"/>
+        </w:rPr>
+        <w:t>#100. Мгновение настоящего, в котором существует реальная боль (переживание / аффект), мимолётно, неуловимо, и потому не обладает абсолютной властью над нами: практика освобождения означает возвращение к «точке выбора», где страсти для нас ещё «нейтральны», безразличны (адиафора) – предстают как результат суждений, с которыми мы можем согласиться или не согласиться.</w:t>
+      </w:r>
+    </w:p>
+    <w:p>
+      <w:pPr>
         <w:pStyle w:val="Heading2"/>
         <w:rPr>
           <w:lang w:val="ru-RU"/>
@@ -47,7 +138,17 @@
           <w:szCs w:val="24"/>
           <w:lang w:val="ru-RU"/>
         </w:rPr>
-        <w:t>читал ли Диоген человека собакой? Нет, скорее он задавал вопрос о том, что есть человек. Он совершал постыдные действия, которые, будучи совершенными животным, не вызывали бы стыда. Смыл этих действий был в том, что все, что делал Диоген, на самом деле делает каждый человек, но делает это не публично. То есть постыдным является именно то, что Диоген делает эти действия на глазах у других. Другие люди эти же свои действия скрывают. Диоген указывал на то, что в человеке есть животное начало. Но что в нас есть помимо животного начала? В нас есть чувство взгляда на себя со стороны, которое порождает стыд, заставляя разыгрывать в социуме определенный спектакль, несущий искусственный, фиктивный характер. Итого, Диоген своими действиями ставит вопрос: что такое человек? Он старается ими разрушить искусственный спектакль, чтобы обнажить настоящее — животное начало. Он призывает показать, что ещё настоящего есть в человеке, кто животного начала.</w:t>
+        <w:t xml:space="preserve">читал ли Диоген человека собакой? Нет, скорее он задавал вопрос о том, что есть человек. Он совершал постыдные действия, которые, будучи совершенными животным, не вызывали бы стыда. Смыл этих действий был в том, что все, что делал Диоген, на самом деле делает каждый человек, но делает это не публично. То есть постыдным является именно то, что Диоген делает эти действия на глазах у других. Другие люди эти же свои действия скрывают. Диоген указывал на то, что в человеке есть животное начало. Но что в нас есть помимо животного начала? В нас есть чувство взгляда на себя со стороны, которое порождает стыд, заставляя разыгрывать в социуме определенный спектакль, несущий искусственный, фиктивный характер. Итого, Диоген своими действиями ставит вопрос: что такое человек? Он старается ими разрушить </w:t>
+      </w:r>
+      <w:r>
+        <w:rPr>
+          <w:rFonts w:ascii="Times New Roman" w:hAnsi="Times New Roman" w:cs="Times New Roman"/>
+          <w:sz w:val="24"/>
+          <w:szCs w:val="24"/>
+          <w:lang w:val="ru-RU"/>
+        </w:rPr>
+        <w:lastRenderedPageBreak/>
+        <w:t>искусственный спектакль, чтобы обнажить настоящее — животное начало. Он призывает показать, что ещё настоящего есть в человеке, кто животного начала.</w:t>
       </w:r>
     </w:p>
     <w:p>
@@ -355,19 +456,8 @@
           <w:szCs w:val="24"/>
           <w:lang w:val="ru-RU"/>
         </w:rPr>
-        <w:t>π</w:t>
-      </w:r>
-      <w:proofErr w:type="spellStart"/>
-      <w:r>
-        <w:rPr>
-          <w:rFonts w:ascii="Times New Roman" w:hAnsi="Times New Roman" w:cs="Times New Roman"/>
-          <w:sz w:val="24"/>
-          <w:szCs w:val="24"/>
-          <w:lang w:val="ru-RU"/>
-        </w:rPr>
-        <w:t>άθος</w:t>
-      </w:r>
-      <w:proofErr w:type="spellEnd"/>
+        <w:t>πάθος</w:t>
+      </w:r>
       <w:r>
         <w:rPr>
           <w:rFonts w:ascii="Times New Roman" w:hAnsi="Times New Roman" w:cs="Times New Roman"/>
@@ -386,7 +476,6 @@
         </w:rPr>
         <w:t>[</w:t>
       </w:r>
-      <w:proofErr w:type="spellStart"/>
       <w:r>
         <w:rPr>
           <w:rFonts w:ascii="Times New Roman" w:hAnsi="Times New Roman" w:cs="Times New Roman"/>
@@ -399,7 +488,6 @@
         </w:rPr>
         <w:t>патос</w:t>
       </w:r>
-      <w:proofErr w:type="spellEnd"/>
       <w:r>
         <w:rPr>
           <w:rFonts w:ascii="Times New Roman" w:hAnsi="Times New Roman" w:cs="Times New Roman"/>
@@ -449,27 +537,7 @@
           <w:szCs w:val="24"/>
           <w:lang w:val="ru-RU"/>
         </w:rPr>
-        <w:t xml:space="preserve">Существует четыре основных </w:t>
-      </w:r>
-      <w:proofErr w:type="spellStart"/>
-      <w:r>
-        <w:rPr>
-          <w:rFonts w:ascii="Times New Roman" w:hAnsi="Times New Roman" w:cs="Times New Roman"/>
-          <w:sz w:val="24"/>
-          <w:szCs w:val="24"/>
-          <w:lang w:val="ru-RU"/>
-        </w:rPr>
-        <w:t>патоса</w:t>
-      </w:r>
-      <w:proofErr w:type="spellEnd"/>
-      <w:r>
-        <w:rPr>
-          <w:rFonts w:ascii="Times New Roman" w:hAnsi="Times New Roman" w:cs="Times New Roman"/>
-          <w:sz w:val="24"/>
-          <w:szCs w:val="24"/>
-          <w:lang w:val="ru-RU"/>
-        </w:rPr>
-        <w:t>:</w:t>
+        <w:t>Существует четыре основных патоса:</w:t>
       </w:r>
     </w:p>
     <w:p>
@@ -503,37 +571,15 @@
         </w:rPr>
         <w:t xml:space="preserve"> — </w:t>
       </w:r>
-      <w:proofErr w:type="spellStart"/>
-      <w:r>
-        <w:rPr>
-          <w:rFonts w:ascii="Times New Roman" w:hAnsi="Times New Roman" w:cs="Times New Roman"/>
-          <w:sz w:val="24"/>
-          <w:szCs w:val="24"/>
-          <w:lang w:val="ru-RU"/>
-        </w:rPr>
-        <w:t>φό</w:t>
-      </w:r>
-      <w:proofErr w:type="spellEnd"/>
-      <w:r>
-        <w:rPr>
-          <w:rFonts w:ascii="Times New Roman" w:hAnsi="Times New Roman" w:cs="Times New Roman"/>
-          <w:sz w:val="24"/>
-          <w:szCs w:val="24"/>
-          <w:lang w:val="ru-RU"/>
-        </w:rPr>
-        <w:t>β</w:t>
-      </w:r>
-      <w:proofErr w:type="spellStart"/>
-      <w:r>
-        <w:rPr>
-          <w:rFonts w:ascii="Times New Roman" w:hAnsi="Times New Roman" w:cs="Times New Roman"/>
-          <w:sz w:val="24"/>
-          <w:szCs w:val="24"/>
-          <w:lang w:val="ru-RU"/>
-        </w:rPr>
-        <w:t>ος</w:t>
-      </w:r>
-      <w:proofErr w:type="spellEnd"/>
+      <w:r>
+        <w:rPr>
+          <w:rFonts w:ascii="Times New Roman" w:hAnsi="Times New Roman" w:cs="Times New Roman"/>
+          <w:sz w:val="24"/>
+          <w:szCs w:val="24"/>
+          <w:lang w:val="ru-RU"/>
+        </w:rPr>
+        <w:t>φόβος</w:t>
+      </w:r>
       <w:r>
         <w:rPr>
           <w:rFonts w:ascii="Times New Roman" w:hAnsi="Times New Roman" w:cs="Times New Roman"/>
@@ -551,7 +597,6 @@
         </w:rPr>
         <w:t>[</w:t>
       </w:r>
-      <w:proofErr w:type="spellStart"/>
       <w:r>
         <w:rPr>
           <w:rFonts w:ascii="Times New Roman" w:hAnsi="Times New Roman" w:cs="Times New Roman"/>
@@ -564,7 +609,6 @@
         </w:rPr>
         <w:t>фобос</w:t>
       </w:r>
-      <w:proofErr w:type="spellEnd"/>
       <w:r>
         <w:rPr>
           <w:rFonts w:ascii="Times New Roman" w:hAnsi="Times New Roman" w:cs="Times New Roman"/>
@@ -629,18 +673,8 @@
           <w:sz w:val="24"/>
           <w:szCs w:val="24"/>
         </w:rPr>
-        <w:t>ἐπ</w:t>
-      </w:r>
-      <w:proofErr w:type="spellStart"/>
-      <w:r>
-        <w:rPr>
-          <w:rFonts w:ascii="Times New Roman" w:hAnsi="Times New Roman" w:cs="Times New Roman"/>
-          <w:sz w:val="24"/>
-          <w:szCs w:val="24"/>
-        </w:rPr>
-        <w:t>ιστήμη</w:t>
-      </w:r>
-      <w:proofErr w:type="spellEnd"/>
+        <w:t>ἐπιστήμη</w:t>
+      </w:r>
       <w:r>
         <w:rPr>
           <w:rFonts w:ascii="Times New Roman" w:hAnsi="Times New Roman" w:cs="Times New Roman"/>
@@ -658,7 +692,6 @@
         </w:rPr>
         <w:t>[</w:t>
       </w:r>
-      <w:proofErr w:type="spellStart"/>
       <w:r>
         <w:rPr>
           <w:rFonts w:ascii="Times New Roman" w:hAnsi="Times New Roman" w:cs="Times New Roman"/>
@@ -695,7 +728,6 @@
         </w:rPr>
         <w:t>темия</w:t>
       </w:r>
-      <w:proofErr w:type="spellEnd"/>
       <w:r>
         <w:rPr>
           <w:rFonts w:ascii="Times New Roman" w:hAnsi="Times New Roman" w:cs="Times New Roman"/>
@@ -745,7 +777,6 @@
         </w:rPr>
         <w:t xml:space="preserve"> — </w:t>
       </w:r>
-      <w:proofErr w:type="spellStart"/>
       <w:r>
         <w:rPr>
           <w:rFonts w:ascii="Times New Roman" w:hAnsi="Times New Roman" w:cs="Times New Roman"/>
@@ -754,7 +785,6 @@
         </w:rPr>
         <w:t>ἡδονή</w:t>
       </w:r>
-      <w:proofErr w:type="spellEnd"/>
       <w:r>
         <w:rPr>
           <w:rFonts w:ascii="Times New Roman" w:hAnsi="Times New Roman" w:cs="Times New Roman"/>
@@ -772,7 +802,6 @@
         </w:rPr>
         <w:t>[</w:t>
       </w:r>
-      <w:proofErr w:type="spellStart"/>
       <w:r>
         <w:rPr>
           <w:rFonts w:ascii="Times New Roman" w:hAnsi="Times New Roman" w:cs="Times New Roman"/>
@@ -785,7 +814,6 @@
         </w:rPr>
         <w:t>хедонэ</w:t>
       </w:r>
-      <w:proofErr w:type="spellEnd"/>
       <w:r>
         <w:rPr>
           <w:rFonts w:ascii="Times New Roman" w:hAnsi="Times New Roman" w:cs="Times New Roman"/>
@@ -835,23 +863,13 @@
         </w:rPr>
         <w:t xml:space="preserve"> — </w:t>
       </w:r>
-      <w:proofErr w:type="spellStart"/>
-      <w:r>
-        <w:rPr>
-          <w:rFonts w:ascii="Times New Roman" w:hAnsi="Times New Roman" w:cs="Times New Roman"/>
-          <w:sz w:val="24"/>
-          <w:szCs w:val="24"/>
-        </w:rPr>
-        <w:t>λύ</w:t>
-      </w:r>
-      <w:proofErr w:type="spellEnd"/>
-      <w:r>
-        <w:rPr>
-          <w:rFonts w:ascii="Times New Roman" w:hAnsi="Times New Roman" w:cs="Times New Roman"/>
-          <w:sz w:val="24"/>
-          <w:szCs w:val="24"/>
-        </w:rPr>
-        <w:t>πη</w:t>
+      <w:r>
+        <w:rPr>
+          <w:rFonts w:ascii="Times New Roman" w:hAnsi="Times New Roman" w:cs="Times New Roman"/>
+          <w:sz w:val="24"/>
+          <w:szCs w:val="24"/>
+        </w:rPr>
+        <w:t>λύπη</w:t>
       </w:r>
       <w:r>
         <w:rPr>
@@ -870,7 +888,6 @@
         </w:rPr>
         <w:t>[</w:t>
       </w:r>
-      <w:proofErr w:type="spellStart"/>
       <w:r>
         <w:rPr>
           <w:rFonts w:ascii="Times New Roman" w:hAnsi="Times New Roman" w:cs="Times New Roman"/>
@@ -883,7 +900,6 @@
         </w:rPr>
         <w:t>люпе</w:t>
       </w:r>
-      <w:proofErr w:type="spellEnd"/>
       <w:r>
         <w:rPr>
           <w:rFonts w:ascii="Times New Roman" w:hAnsi="Times New Roman" w:cs="Times New Roman"/>
@@ -947,7 +963,6 @@
         </w:rPr>
         <w:t xml:space="preserve"> и мы этого хотим. Один из ранних стоиков, </w:t>
       </w:r>
-      <w:proofErr w:type="spellStart"/>
       <w:r>
         <w:rPr>
           <w:rFonts w:ascii="Times New Roman" w:hAnsi="Times New Roman" w:cs="Times New Roman"/>
@@ -960,7 +975,6 @@
         </w:rPr>
         <w:t>Хрисипп</w:t>
       </w:r>
-      <w:proofErr w:type="spellEnd"/>
       <w:r>
         <w:rPr>
           <w:rFonts w:ascii="Times New Roman" w:hAnsi="Times New Roman" w:cs="Times New Roman"/>
@@ -1010,7 +1024,6 @@
         <w:rPr>
           <w:lang w:val="ru-RU"/>
         </w:rPr>
-        <w:lastRenderedPageBreak/>
         <w:t>Например, мною овладел гнев, потому что я согласился на то, чтобы он мною овладел, вынесши суждение.</w:t>
       </w:r>
     </w:p>
@@ -1159,27 +1172,7 @@
           <w:szCs w:val="24"/>
           <w:lang w:val="ru-RU"/>
         </w:rPr>
-        <w:t>ἀπ</w:t>
-      </w:r>
-      <w:proofErr w:type="spellStart"/>
-      <w:r>
-        <w:rPr>
-          <w:rFonts w:ascii="Times New Roman" w:hAnsi="Times New Roman" w:cs="Times New Roman"/>
-          <w:sz w:val="24"/>
-          <w:szCs w:val="24"/>
-          <w:lang w:val="ru-RU"/>
-        </w:rPr>
-        <w:t>άθει</w:t>
-      </w:r>
-      <w:proofErr w:type="spellEnd"/>
-      <w:r>
-        <w:rPr>
-          <w:rFonts w:ascii="Times New Roman" w:hAnsi="Times New Roman" w:cs="Times New Roman"/>
-          <w:sz w:val="24"/>
-          <w:szCs w:val="24"/>
-          <w:lang w:val="ru-RU"/>
-        </w:rPr>
-        <w:t>α</w:t>
+        <w:t>ἀπάθεια</w:t>
       </w:r>
       <w:r>
         <w:rPr>
@@ -1260,27 +1253,7 @@
           <w:szCs w:val="24"/>
           <w:lang w:val="ru-RU"/>
         </w:rPr>
-        <w:t xml:space="preserve">? Это можно назвать </w:t>
-      </w:r>
-      <w:proofErr w:type="spellStart"/>
-      <w:r>
-        <w:rPr>
-          <w:rFonts w:ascii="Times New Roman" w:hAnsi="Times New Roman" w:cs="Times New Roman"/>
-          <w:sz w:val="24"/>
-          <w:szCs w:val="24"/>
-          <w:lang w:val="ru-RU"/>
-        </w:rPr>
-        <w:t>прото</w:t>
-      </w:r>
-      <w:proofErr w:type="spellEnd"/>
-      <w:r>
-        <w:rPr>
-          <w:rFonts w:ascii="Times New Roman" w:hAnsi="Times New Roman" w:cs="Times New Roman"/>
-          <w:sz w:val="24"/>
-          <w:szCs w:val="24"/>
-          <w:lang w:val="ru-RU"/>
-        </w:rPr>
-        <w:t>-материалистическим подходом.</w:t>
+        <w:t>? Это можно назвать прото-материалистическим подходом.</w:t>
       </w:r>
     </w:p>
     <w:p>
@@ -1315,7 +1288,6 @@
         </w:rPr>
         <w:t xml:space="preserve">Возьмем самую экстремальную страсть: </w:t>
       </w:r>
-      <w:proofErr w:type="spellStart"/>
       <w:r>
         <w:rPr>
           <w:rFonts w:ascii="Times New Roman" w:hAnsi="Times New Roman" w:cs="Times New Roman"/>
@@ -1326,7 +1298,6 @@
         </w:rPr>
         <w:t>люпе</w:t>
       </w:r>
-      <w:proofErr w:type="spellEnd"/>
       <w:r>
         <w:rPr>
           <w:rFonts w:ascii="Times New Roman" w:hAnsi="Times New Roman" w:cs="Times New Roman"/>
@@ -1546,7 +1517,7 @@
             <v:path o:extrusionok="f" gradientshapeok="t" o:connecttype="rect"/>
             <o:lock v:ext="edit" aspectratio="t"/>
           </v:shapetype>
-          <v:shape id="_x0000_i1025" type="#_x0000_t75" alt="" style="width:126pt;height:168.45pt;rotation:90;mso-width-percent:0;mso-height-percent:0;mso-width-percent:0;mso-height-percent:0">
+          <v:shape id="_x0000_i1025" type="#_x0000_t75" alt="" style="width:168.45pt;height:125.85pt;rotation:90;mso-width-percent:0;mso-height-percent:0;mso-width-percent:0;mso-height-percent:0">
             <v:imagedata r:id="rId5" o:title=""/>
           </v:shape>
         </w:pict>
